--- a/templates/docxRPD/schema.docx
+++ b/templates/docxRPD/schema.docx
@@ -2006,13 +2006,11 @@
             </w:r>
             <w:r>
               <w:rPr>
-                <w:rFonts w:ascii="Courier New" w:hAnsi="Courier New" w:cs="Courier New"/>
                 <w:b/>
                 <w:bCs/>
-                <w:color w:val="000000"/>
-                <w:sz w:val="20"/>
-                <w:szCs w:val="20"/>
-                <w:lang w:val="en-US" w:eastAsia="ru-RU"/>
+                <w:sz w:val="24"/>
+                <w:szCs w:val="24"/>
+                <w:lang w:val="en-US"/>
               </w:rPr>
               <w:t>c</w:t>
             </w:r>
@@ -3314,6 +3312,7 @@
   <w:style w:type="character" w:default="1" w:styleId="a0">
     <w:name w:val="Default Paragraph Font"/>
     <w:uiPriority w:val="1"/>
+    <w:semiHidden/>
     <w:unhideWhenUsed/>
   </w:style>
   <w:style w:type="table" w:default="1" w:styleId="a1">
